--- a/src/Apps/W1/ExpenseAgent/app/src/Expense/Reports/NoReceiptDeclaration.docx
+++ b/src/Apps/W1/ExpenseAgent/app/src/Expense/Reports/NoReceiptDeclaration.docx
@@ -77,12 +77,12 @@
         <w:tblStyle w:val="TableGrid"/>
         <w:tblW w:w="0" w:type="auto"/>
         <w:tblBorders>
-          <w:top w:val="none" w:sz="0" w:space="0" w:color="auto"/>
-          <w:left w:val="none" w:sz="0" w:space="0" w:color="auto"/>
-          <w:bottom w:val="none" w:sz="0" w:space="0" w:color="auto"/>
-          <w:right w:val="none" w:sz="0" w:space="0" w:color="auto"/>
-          <w:insideH w:val="none" w:sz="0" w:space="0" w:color="auto"/>
-          <w:insideV w:val="none" w:sz="0" w:space="0" w:color="auto"/>
+          <w:top w:val="none" w:color="auto" w:sz="0" w:space="0"/>
+          <w:left w:val="none" w:color="auto" w:sz="0" w:space="0"/>
+          <w:bottom w:val="none" w:color="auto" w:sz="0" w:space="0"/>
+          <w:right w:val="none" w:color="auto" w:sz="0" w:space="0"/>
+          <w:insideH w:val="none" w:color="auto" w:sz="0" w:space="0"/>
+          <w:insideV w:val="none" w:color="auto" w:sz="0" w:space="0"/>
         </w:tblBorders>
         <w:tblLook w:val="04A0" w:firstRow="1" w:lastRow="0" w:firstColumn="1" w:lastColumn="0" w:noHBand="0" w:noVBand="1"/>
       </w:tblPr>
@@ -372,6 +372,7 @@
             </w:placeholder>
             <w15:color w:val="808080"/>
             <w:text/>
+            <w:dataBinding w:prefixMappings="xmlns:ns0='urn:microsoft-dynamics-nav/reports/No_Receipt_Declaration/6953/'" w:xpath="/ns0:NavWordReportXmlPart[1]/ns0:Labels[1]/ns0:MerchantNameCaption[1]" w:storeItemID="{0F05CDF9-3187-404C-8E49-B543F5E68D45}"/>
           </w:sdtPr>
           <w:sdtContent>
             <w:tc>
@@ -401,6 +402,7 @@
             </w:placeholder>
             <w15:color w:val="808080"/>
             <w:text/>
+            <w:dataBinding w:prefixMappings="xmlns:ns0='urn:microsoft-dynamics-nav/reports/No_Receipt_Declaration/6953/'" w:xpath="/ns0:NavWordReportXmlPart[1]/ns0:Expense[1]/ns0:MerchantName[1]" w:storeItemID="{0F05CDF9-3187-404C-8E49-B543F5E68D45}"/>
           </w:sdtPr>
           <w:sdtContent>
             <w:tc>
@@ -636,6 +638,7 @@
             </w:placeholder>
             <w15:color w:val="808080"/>
             <w:text/>
+            <w:dataBinding w:prefixMappings="xmlns:ns0='urn:microsoft-dynamics-nav/reports/No_Receipt_Declaration/6953/'" w:xpath="/ns0:NavWordReportXmlPart[1]/ns0:Labels[1]/ns0:JustificationCaption[1]" w:storeItemID="{0F05CDF9-3187-404C-8E49-B543F5E68D45}"/>
           </w:sdtPr>
           <w:sdtContent>
             <w:tc>
@@ -665,6 +668,7 @@
             </w:placeholder>
             <w15:color w:val="808080"/>
             <w:text/>
+            <w:dataBinding w:prefixMappings="xmlns:ns0='urn:microsoft-dynamics-nav/reports/No_Receipt_Declaration/6953/'" w:xpath="/ns0:NavWordReportXmlPart[1]/ns0:Expense[1]/ns0:Justification[1]" w:storeItemID="{0F05CDF9-3187-404C-8E49-B543F5E68D45}"/>
           </w:sdtPr>
           <w:sdtContent>
             <w:tc>
@@ -696,6 +700,7 @@
             </w:placeholder>
             <w15:color w:val="808080"/>
             <w:text/>
+            <w:dataBinding w:prefixMappings="xmlns:ns0='urn:microsoft-dynamics-nav/reports/No_Receipt_Declaration/6953/'" w:xpath="/ns0:NavWordReportXmlPart[1]/ns0:Labels[1]/ns0:NoReceiptReasonCaption[1]" w:storeItemID="{0F05CDF9-3187-404C-8E49-B543F5E68D45}"/>
           </w:sdtPr>
           <w:sdtContent>
             <w:tc>
@@ -723,6 +728,7 @@
             </w:placeholder>
             <w15:color w:val="808080"/>
             <w:text/>
+            <w:dataBinding w:prefixMappings="xmlns:ns0='urn:microsoft-dynamics-nav/reports/No_Receipt_Declaration/6953/'" w:xpath="/ns0:NavWordReportXmlPart[1]/ns0:Expense[1]/ns0:NoReceiptReason[1]" w:storeItemID="{0F05CDF9-3187-404C-8E49-B543F5E68D45}"/>
           </w:sdtPr>
           <w:sdtContent>
             <w:tc>
@@ -2356,7 +2362,9 @@
 </we:webextension>
 </file>
 
-<file path=customXml/item1.xml>��< ? x m l   v e r s i o n = " 1 . 0 "   e n c o d i n g = " u t f - 1 6 " ? > < N a v W o r d R e p o r t X m l P a r t   x m l n s = " u r n : m i c r o s o f t - d y n a m i c s - b u s i n e s s c e n t r a l / i n t e r n a l / e x t e n d e d / r e p o r t s / N o _ R e c e i p t _ D e c l a r a t i o n / 6 9 5 3 / " > +<file path=customXml/item1.xml>��< ? x m l   v e r s i o n = " 1 . 0 "   e n c o d i n g = " u t f - 1 6 " ? > + 
+ < N a v W o r d R e p o r t X m l P a r t   x m l n s = " u r n : m i c r o s o f t - d y n a m i c s - b u s i n e s s c e n t r a l / i n t e r n a l / e x t e n d e d / r e p o r t s / N o _ R e c e i p t _ D e c l a r a t i o n / 6 9 5 3 / " >   
      < B C R e p o r t I n f o r m a t i o n >   
@@ -2548,7 +2556,21 @@
  
      < / L a b e l s >   
-     < T o o l t i p s / > +     < T o o l t i p s > + 
+         < T o o l t i p   c o l u m n = " E x p e n s e N o "   E l e m e n t I d = " 1 9 0 7 8 1 3 9 0 0 " > + 
+             < T o o l t i p T e x t   l a n g = " e n - U S " > S p e c i f i e s   t h e   e x p e n s e   d o c u m e n t   n u m b e r .   L e a v e   b l a n k   t o   a s s i g n   a   n u m b e r   f r o m   t h e   E x p e n s e   N o s .   n u m b e r   s e r i e s . < / T o o l t i p T e x t > + 
+         < / T o o l t i p > + 
+         < T o o l t i p   c o l u m n = " C o m p a n y N a m e "   E l e m e n t I d = " 1 5 9 5 4 7 7 3 9 5 " > + 
+             < T o o l t i p T e x t   l a n g = " e n - U S " > S p e c i f i e s   t h e   c o m p a n y ' s   n a m e   a n d   c o r p o r a t e   f o r m .   F o r   e x a m p l e ,   I n c .   o r   L t d . < / T o o l t i p T e x t > + 
+         < / T o o l t i p > + 
+     < / T o o l t i p s >   
      < E x p e n s e   E l e m e n t T y p e = " D a t a I t e m "   E l e m e n t I d = " 1 6 4 6 8 7 6 8 7 7 " >   
@@ -2576,16 +2598,18 @@
  
          < M e r c h a n t N a m e   E l e m e n t T y p e = " C o l u m n "   E l e m e n t I d = " 1 7 6 9 0 1 6 3 0 4 "   D a t a T y p e = " T e x t " > M e r c h a n t N a m e < / M e r c h a n t N a m e >   
+         < N o R e c e i p t R e a s o n   E l e m e n t T y p e = " C o l u m n "   E l e m e n t I d = " 1 8 5 1 2 1 3 4 2 0 "   D a t a T y p e = " T e x t " > N o R e c e i p t R e a s o n < / N o R e c e i p t R e a s o n > + 
          < N o _ R e c e i p t _ D e c l _ _ C u r r e n t   E l e m e n t T y p e = " C o l u m n "   E l e m e n t I d = " 2 1 4 6 0 8 0 7 1 1 "   D a t a T y p e = " B o o l e a n " > N o _ R e c e i p t _ D e c l _ _ C u r r e n t < / N o _ R e c e i p t _ D e c l _ _ C u r r e n t > - 
-         < N o R e c e i p t R e a s o n   E l e m e n t T y p e = " C o l u m n "   E l e m e n t I d = " 1 8 5 1 2 1 3 4 2 0 "   D a t a T y p e = " T e x t " > N o R e c e i p t R e a s o n < / N o R e c e i p t R e a s o n >   
      < / E x p e n s e >   
  < / N a v W o r d R e p o r t X m l P a r t > 
 </file>
 
-<file path=customXml/item2.xml>��< ? x m l   v e r s i o n = " 1 . 0 "   e n c o d i n g = " u t f - 1 6 " ? > < N a v W o r d R e p o r t X m l P a r t   x m l n s = " u r n : m i c r o s o f t - d y n a m i c s - n a v / r e p o r t s / N o _ R e c e i p t _ D e c l a r a t i o n / 6 9 5 3 / " > +<file path=customXml/item2.xml>��< ? x m l   v e r s i o n = " 1 . 0 "   e n c o d i n g = " u t f - 1 6 " ? > + 
+ < N a v W o r d R e p o r t X m l P a r t   x m l n s = " u r n : m i c r o s o f t - d y n a m i c s - n a v / r e p o r t s / N o _ R e c e i p t _ D e c l a r a t i o n / 6 9 5 3 / " >   
      < B C R e p o r t I n f o r m a t i o n >   
@@ -2803,9 +2827,9 @@
  
          < M e r c h a n t N a m e > M e r c h a n t N a m e < / M e r c h a n t N a m e >   
+         < N o R e c e i p t R e a s o n > N o R e c e i p t R e a s o n < / N o R e c e i p t R e a s o n > + 
          < N o _ R e c e i p t _ D e c l _ _ C u r r e n t > N o _ R e c e i p t _ D e c l _ _ C u r r e n t < / N o _ R e c e i p t _ D e c l _ _ C u r r e n t > - 
-         < N o R e c e i p t R e a s o n > N o R e c e i p t R e a s o n < / N o R e c e i p t R e a s o n >   
      < / E x p e n s e >   

--- a/src/Apps/W1/ExpenseAgent/app/src/Expense/Reports/NoReceiptDeclaration.docx
+++ b/src/Apps/W1/ExpenseAgent/app/src/Expense/Reports/NoReceiptDeclaration.docx
@@ -2570,6 +2570,54 @@
  
          < / T o o l t i p >   
+         < T o o l t i p   c o l u m n = " E x p e n s e D a t e "   E l e m e n t I d = " 4 6 0 3 4 4 1 8 3 " > + 
+             < T o o l t i p T e x t   l a n g = " e n - U S " > S p e c i f i e s   t h e   d a t e   t h e   e x p e n s e   o c c u r r e d . < / T o o l t i p T e x t > + 
+         < / T o o l t i p > + 
+         < T o o l t i p   c o l u m n = " M e r c h a n t N a m e "   E l e m e n t I d = " 1 7 6 9 0 1 6 3 0 4 " > + 
+             < T o o l t i p T e x t   l a n g = " e n - U S " > S p e c i f i e s   t h e   n a m e   o f   t h e   m e r c h a n t   w h e r e   t h e   e x p e n s e   o c c u r r e d . < / T o o l t i p T e x t > + 
+         < / T o o l t i p > + 
+         < T o o l t i p   c o l u m n = " D e s c r i p t i o n "   E l e m e n t I d = " 1 3 1 4 3 5 1 3 0 7 " > + 
+             < T o o l t i p T e x t   l a n g = " e n - U S " > S p e c i f i e s   a   s h o r t   d e s c r i p t i o n   o f   t h e   e x p e n s e . < / T o o l t i p T e x t > + 
+         < / T o o l t i p > + 
+         < T o o l t i p   c o l u m n = " J u s t i f i c a t i o n "   E l e m e n t I d = " 4 6 6 5 9 3 8 5 1 " > + 
+             < T o o l t i p T e x t   l a n g = " e n - U S " > S p e c i f i e s   t h e   j u s t i f i c a t i o n   f o r   t h e   e x p e n s e   p e r   p o l i c y . < / T o o l t i p T e x t > + 
+         < / T o o l t i p > + 
+         < T o o l t i p   c o l u m n = " C u r r e n c y C o d e "   E l e m e n t I d = " 1 5 7 9 5 9 5 9 2 1 " > + 
+             < T o o l t i p T e x t   l a n g = " e n - U S " > S p e c i f i e s   t h e   v a l u e   o f   t h e   C u r r e n c y   C o d e   f i e l d . < / T o o l t i p T e x t > + 
+         < / T o o l t i p > + 
+         < T o o l t i p   c o l u m n = " A m o u n t "   E l e m e n t I d = " 1 5 1 1 0 9 1 2 7 1 " > + 
+             < T o o l t i p T e x t   l a n g = " e n - U S " > S p e c i f i e s   t h e   t o t a l   a m o u n t   i n   t h e   e x p e n s e   c u r r e n c y . < / T o o l t i p T e x t > + 
+         < / T o o l t i p > + 
+         < T o o l t i p   c o l u m n = " A m o u n t L C Y "   E l e m e n t I d = " 5 4 7 5 6 7 2 1 " > + 
+             < T o o l t i p T e x t   l a n g = " e n - U S " > S p e c i f i e s   t h e   t o t a l   a m o u n t   i n   t h e   e x p e n s e   c u r r e n c y . < / T o o l t i p T e x t > + 
+         < / T o o l t i p > + 
+         < T o o l t i p   c o l u m n = " N o R e c e i p t R e a s o n "   E l e m e n t I d = " 1 8 5 1 2 1 3 4 2 0 " > + 
+             < T o o l t i p T e x t   l a n g = " e n - U S " > S p e c i f i e s   w h y   t h e   o r i g i n a l   r e c e i p t   i s   u n a v a i l a b l e . < / T o o l t i p T e x t > + 
+         < / T o o l t i p > + 
      < / T o o l t i p s >   
      < E x p e n s e   E l e m e n t T y p e = " D a t a I t e m "   E l e m e n t I d = " 1 6 4 6 8 7 6 8 7 7 " > 
--- a/src/Apps/W1/ExpenseAgent/app/src/Expense/Reports/NoReceiptDeclaration.docx
+++ b/src/Apps/W1/ExpenseAgent/app/src/Expense/Reports/NoReceiptDeclaration.docx
@@ -140,7 +140,7 @@
             <w:tc>
               <w:tcPr>
                 <w:tcW w:w="2220" w:type="dxa"/>
-                <w:shd w:val="clear" w:color="auto" w:fill="F2F2F2" w:themeFill="background1" w:themeFillShade="F2"/>
+                <w:shd w:val="clear" w:color="auto" w:fill="FFFFFF" w:themeFill="background1"/>
               </w:tcPr>
               <w:p>
                 <w:pPr>
@@ -211,7 +211,7 @@
             <w:tc>
               <w:tcPr>
                 <w:tcW w:w="1792" w:type="dxa"/>
-                <w:shd w:val="clear" w:color="auto" w:fill="F2F2F2" w:themeFill="background1" w:themeFillShade="F2"/>
+                <w:shd w:val="clear" w:color="auto" w:fill="FFFFFF" w:themeFill="background1"/>
               </w:tcPr>
               <w:p>
                 <w:pPr>
@@ -273,7 +273,7 @@
             <w:tc>
               <w:tcPr>
                 <w:tcW w:w="2220" w:type="dxa"/>
-                <w:shd w:val="clear" w:color="auto" w:fill="F2F2F2" w:themeFill="background1" w:themeFillShade="F2"/>
+                <w:shd w:val="clear" w:color="auto" w:fill="FFFFFF" w:themeFill="background1"/>
               </w:tcPr>
               <w:p>
                 <w:pPr>
@@ -344,7 +344,7 @@
             <w:tc>
               <w:tcPr>
                 <w:tcW w:w="1792" w:type="dxa"/>
-                <w:shd w:val="clear" w:color="auto" w:fill="F2F2F2" w:themeFill="background1" w:themeFillShade="F2"/>
+                <w:shd w:val="clear" w:color="auto" w:fill="FFFFFF" w:themeFill="background1"/>
               </w:tcPr>
               <w:p>
                 <w:pPr>
@@ -370,9 +370,9 @@
             <w:placeholder>
               <w:docPart w:val="DefaultPlaceholder_-1854013440"/>
             </w:placeholder>
+            <w:dataBinding w:prefixMappings="xmlns:ns0='urn:microsoft-dynamics-nav/reports/No_Receipt_Declaration/6953/'" w:xpath="/ns0:NavWordReportXmlPart[1]/ns0:Labels[1]/ns0:MerchantNameCaption[1]" w:storeItemID="{0F05CDF9-3187-404C-8E49-B543F5E68D45}"/>
             <w15:color w:val="808080"/>
             <w:text/>
-            <w:dataBinding w:prefixMappings="xmlns:ns0='urn:microsoft-dynamics-nav/reports/No_Receipt_Declaration/6953/'" w:xpath="/ns0:NavWordReportXmlPart[1]/ns0:Labels[1]/ns0:MerchantNameCaption[1]" w:storeItemID="{0F05CDF9-3187-404C-8E49-B543F5E68D45}"/>
           </w:sdtPr>
           <w:sdtContent>
             <w:tc>
@@ -400,15 +400,15 @@
             <w:placeholder>
               <w:docPart w:val="DefaultPlaceholder_-1854013440"/>
             </w:placeholder>
+            <w:dataBinding w:prefixMappings="xmlns:ns0='urn:microsoft-dynamics-nav/reports/No_Receipt_Declaration/6953/'" w:xpath="/ns0:NavWordReportXmlPart[1]/ns0:Expense[1]/ns0:MerchantName[1]" w:storeItemID="{0F05CDF9-3187-404C-8E49-B543F5E68D45}"/>
             <w15:color w:val="808080"/>
             <w:text/>
-            <w:dataBinding w:prefixMappings="xmlns:ns0='urn:microsoft-dynamics-nav/reports/No_Receipt_Declaration/6953/'" w:xpath="/ns0:NavWordReportXmlPart[1]/ns0:Expense[1]/ns0:MerchantName[1]" w:storeItemID="{0F05CDF9-3187-404C-8E49-B543F5E68D45}"/>
           </w:sdtPr>
           <w:sdtContent>
             <w:tc>
               <w:tcPr>
                 <w:tcW w:w="2220" w:type="dxa"/>
-                <w:shd w:val="clear" w:color="auto" w:fill="F2F2F2" w:themeFill="background1" w:themeFillShade="F2"/>
+                <w:shd w:val="clear" w:color="auto" w:fill="FFFFFF" w:themeFill="background1"/>
               </w:tcPr>
               <w:p>
                 <w:pPr>
@@ -479,7 +479,7 @@
             <w:tc>
               <w:tcPr>
                 <w:tcW w:w="1792" w:type="dxa"/>
-                <w:shd w:val="clear" w:color="auto" w:fill="F2F2F2" w:themeFill="background1" w:themeFillShade="F2"/>
+                <w:shd w:val="clear" w:color="auto" w:fill="FFFFFF" w:themeFill="background1"/>
               </w:tcPr>
               <w:p>
                 <w:pPr>
@@ -541,7 +541,7 @@
             <w:tc>
               <w:tcPr>
                 <w:tcW w:w="2220" w:type="dxa"/>
-                <w:shd w:val="clear" w:color="auto" w:fill="F2F2F2" w:themeFill="background1" w:themeFillShade="F2"/>
+                <w:shd w:val="clear" w:color="auto" w:fill="FFFFFF" w:themeFill="background1"/>
               </w:tcPr>
               <w:p>
                 <w:pPr>
@@ -610,7 +610,7 @@
             <w:tc>
               <w:tcPr>
                 <w:tcW w:w="1792" w:type="dxa"/>
-                <w:shd w:val="clear" w:color="auto" w:fill="F2F2F2" w:themeFill="background1" w:themeFillShade="F2"/>
+                <w:shd w:val="clear" w:color="auto" w:fill="FFFFFF" w:themeFill="background1"/>
               </w:tcPr>
               <w:p>
                 <w:pPr>
@@ -636,9 +636,9 @@
             <w:placeholder>
               <w:docPart w:val="DefaultPlaceholder_-1854013440"/>
             </w:placeholder>
+            <w:dataBinding w:prefixMappings="xmlns:ns0='urn:microsoft-dynamics-nav/reports/No_Receipt_Declaration/6953/'" w:xpath="/ns0:NavWordReportXmlPart[1]/ns0:Labels[1]/ns0:JustificationCaption[1]" w:storeItemID="{0F05CDF9-3187-404C-8E49-B543F5E68D45}"/>
             <w15:color w:val="808080"/>
             <w:text/>
-            <w:dataBinding w:prefixMappings="xmlns:ns0='urn:microsoft-dynamics-nav/reports/No_Receipt_Declaration/6953/'" w:xpath="/ns0:NavWordReportXmlPart[1]/ns0:Labels[1]/ns0:JustificationCaption[1]" w:storeItemID="{0F05CDF9-3187-404C-8E49-B543F5E68D45}"/>
           </w:sdtPr>
           <w:sdtContent>
             <w:tc>
@@ -666,16 +666,16 @@
             <w:placeholder>
               <w:docPart w:val="DefaultPlaceholder_-1854013440"/>
             </w:placeholder>
+            <w:dataBinding w:prefixMappings="xmlns:ns0='urn:microsoft-dynamics-nav/reports/No_Receipt_Declaration/6953/'" w:xpath="/ns0:NavWordReportXmlPart[1]/ns0:Expense[1]/ns0:Justification[1]" w:storeItemID="{0F05CDF9-3187-404C-8E49-B543F5E68D45}"/>
             <w15:color w:val="808080"/>
             <w:text/>
-            <w:dataBinding w:prefixMappings="xmlns:ns0='urn:microsoft-dynamics-nav/reports/No_Receipt_Declaration/6953/'" w:xpath="/ns0:NavWordReportXmlPart[1]/ns0:Expense[1]/ns0:Justification[1]" w:storeItemID="{0F05CDF9-3187-404C-8E49-B543F5E68D45}"/>
           </w:sdtPr>
           <w:sdtContent>
             <w:tc>
               <w:tcPr>
                 <w:tcW w:w="6967" w:type="dxa"/>
                 <w:gridSpan w:val="4"/>
-                <w:shd w:val="clear" w:color="auto" w:fill="F2F2F2" w:themeFill="background1" w:themeFillShade="F2"/>
+                <w:shd w:val="clear" w:color="auto" w:fill="FFFFFF" w:themeFill="background1"/>
               </w:tcPr>
               <w:p>
                 <w:pPr>
@@ -698,9 +698,9 @@
             <w:placeholder>
               <w:docPart w:val="DefaultPlaceholder_-1854013440"/>
             </w:placeholder>
+            <w:dataBinding w:prefixMappings="xmlns:ns0='urn:microsoft-dynamics-nav/reports/No_Receipt_Declaration/6953/'" w:xpath="/ns0:NavWordReportXmlPart[1]/ns0:Labels[1]/ns0:NoReceiptReasonCaption[1]" w:storeItemID="{0F05CDF9-3187-404C-8E49-B543F5E68D45}"/>
             <w15:color w:val="808080"/>
             <w:text/>
-            <w:dataBinding w:prefixMappings="xmlns:ns0='urn:microsoft-dynamics-nav/reports/No_Receipt_Declaration/6953/'" w:xpath="/ns0:NavWordReportXmlPart[1]/ns0:Labels[1]/ns0:NoReceiptReasonCaption[1]" w:storeItemID="{0F05CDF9-3187-404C-8E49-B543F5E68D45}"/>
           </w:sdtPr>
           <w:sdtContent>
             <w:tc>
@@ -726,16 +726,16 @@
             <w:placeholder>
               <w:docPart w:val="DefaultPlaceholder_-1854013440"/>
             </w:placeholder>
+            <w:dataBinding w:prefixMappings="xmlns:ns0='urn:microsoft-dynamics-nav/reports/No_Receipt_Declaration/6953/'" w:xpath="/ns0:NavWordReportXmlPart[1]/ns0:Expense[1]/ns0:NoReceiptReason[1]" w:storeItemID="{0F05CDF9-3187-404C-8E49-B543F5E68D45}"/>
             <w15:color w:val="808080"/>
             <w:text/>
-            <w:dataBinding w:prefixMappings="xmlns:ns0='urn:microsoft-dynamics-nav/reports/No_Receipt_Declaration/6953/'" w:xpath="/ns0:NavWordReportXmlPart[1]/ns0:Expense[1]/ns0:NoReceiptReason[1]" w:storeItemID="{0F05CDF9-3187-404C-8E49-B543F5E68D45}"/>
           </w:sdtPr>
           <w:sdtContent>
             <w:tc>
               <w:tcPr>
                 <w:tcW w:w="6967" w:type="dxa"/>
                 <w:gridSpan w:val="4"/>
-                <w:shd w:val="clear" w:color="auto" w:fill="F2F2F2" w:themeFill="background1" w:themeFillShade="F2"/>
+                <w:shd w:val="clear" w:color="auto" w:fill="FFFFFF" w:themeFill="background1"/>
               </w:tcPr>
               <w:p>
                 <w:pPr>
@@ -1460,6 +1460,7 @@
 <file path=word/glossary/fontTable.xml><?xml version="1.0" encoding="utf-8"?>
 <w:fonts xmlns:mc="http://schemas.openxmlformats.org/markup-compatibility/2006" xmlns:r="http://schemas.openxmlformats.org/officeDocument/2006/relationships" xmlns:w="http://schemas.openxmlformats.org/wordprocessingml/2006/main" xmlns:w14="http://schemas.microsoft.com/office/word/2010/wordml" xmlns:w15="http://schemas.microsoft.com/office/word/2012/wordml" xmlns:w16cex="http://schemas.microsoft.com/office/word/2018/wordml/cex" xmlns:w16cid="http://schemas.microsoft.com/office/word/2016/wordml/cid" xmlns:w16="http://schemas.microsoft.com/office/word/2018/wordml" xmlns:w16du="http://schemas.microsoft.com/office/word/2023/wordml/word16du" xmlns:w16sdtdh="http://schemas.microsoft.com/office/word/2020/wordml/sdtdatahash" xmlns:w16sdtfl="http://schemas.microsoft.com/office/word/2024/wordml/sdtformatlock" xmlns:w16se="http://schemas.microsoft.com/office/word/2015/wordml/symex" mc:Ignorable="w14 w15 w16se w16cid w16 w16cex w16sdtdh w16sdtfl w16du">
   <w:font w:name="Aptos">
+    <w:altName w:val="Calibri"/>
     <w:charset w:val="00"/>
     <w:family w:val="swiss"/>
     <w:pitch w:val="variable"/>
@@ -1473,6 +1474,7 @@
     <w:sig w:usb0="E0002EFF" w:usb1="C000785B" w:usb2="00000009" w:usb3="00000000" w:csb0="000001FF" w:csb1="00000000"/>
   </w:font>
   <w:font w:name="Aptos Display">
+    <w:altName w:val="Calibri"/>
     <w:charset w:val="00"/>
     <w:family w:val="swiss"/>
     <w:pitch w:val="variable"/>
@@ -1485,6 +1487,7 @@
 <w:settings xmlns:mc="http://schemas.openxmlformats.org/markup-compatibility/2006" xmlns:o="urn:schemas-microsoft-com:office:office" xmlns:r="http://schemas.openxmlformats.org/officeDocument/2006/relationships" xmlns:m="http://schemas.openxmlformats.org/officeDocument/2006/math" xmlns:v="urn:schemas-microsoft-com:vml" xmlns:w10="urn:schemas-microsoft-com:office:word" xmlns:w="http://schemas.openxmlformats.org/wordprocessingml/2006/main" xmlns:w14="http://schemas.microsoft.com/office/word/2010/wordml" xmlns:w15="http://schemas.microsoft.com/office/word/2012/wordml" xmlns:w16cex="http://schemas.microsoft.com/office/word/2018/wordml/cex" xmlns:w16cid="http://schemas.microsoft.com/office/word/2016/wordml/cid" xmlns:w16="http://schemas.microsoft.com/office/word/2018/wordml" xmlns:w16du="http://schemas.microsoft.com/office/word/2023/wordml/word16du" xmlns:w16sdtdh="http://schemas.microsoft.com/office/word/2020/wordml/sdtdatahash" xmlns:w16sdtfl="http://schemas.microsoft.com/office/word/2024/wordml/sdtformatlock" xmlns:w16se="http://schemas.microsoft.com/office/word/2015/wordml/symex" xmlns:sl="http://schemas.openxmlformats.org/schemaLibrary/2006/main" mc:Ignorable="w14 w15 w16se w16cid w16 w16cex w16sdtdh w16sdtfl w16du">
   <w:view w:val="normal"/>
   <w:defaultTabStop w:val="720"/>
+  <w:hyphenationZone w:val="425"/>
   <w:characterSpacingControl w:val="doNotCompress"/>
   <w:compat>
     <w:useFELayout/>
@@ -1501,7 +1504,10 @@
     <w:rsid w:val="002745C9"/>
     <w:rsid w:val="003058E8"/>
     <w:rsid w:val="00456DD2"/>
+    <w:rsid w:val="004C2CB4"/>
     <w:rsid w:val="004E377F"/>
+    <w:rsid w:val="005E1D5D"/>
+    <w:rsid w:val="005E258D"/>
     <w:rsid w:val="00795F02"/>
     <w:rsid w:val="007A0FBD"/>
     <w:rsid w:val="007A47A3"/>
@@ -1973,26 +1979,6 @@
       <w:color w:val="666666"/>
     </w:rPr>
   </w:style>
-  <w:style w:type="paragraph" w:customStyle="1" w:styleId="C9DF21CA333B4BEA8C30D1868ABD2772">
-    <w:name w:val="C9DF21CA333B4BEA8C30D1868ABD2772"/>
-    <w:rsid w:val="00044AFF"/>
-  </w:style>
-  <w:style w:type="paragraph" w:customStyle="1" w:styleId="BC641181CC7D46CD90FC533EFF0BAD3B">
-    <w:name w:val="BC641181CC7D46CD90FC533EFF0BAD3B"/>
-    <w:rsid w:val="00B02D53"/>
-  </w:style>
-  <w:style w:type="paragraph" w:customStyle="1" w:styleId="88786374EC554199BF4ACCDED98B3525">
-    <w:name w:val="88786374EC554199BF4ACCDED98B3525"/>
-    <w:rsid w:val="00B02D53"/>
-  </w:style>
-  <w:style w:type="paragraph" w:customStyle="1" w:styleId="9C1D905BE26C44EAAE61A5A52D246C62">
-    <w:name w:val="9C1D905BE26C44EAAE61A5A52D246C62"/>
-    <w:rsid w:val="00B02D53"/>
-  </w:style>
-  <w:style w:type="paragraph" w:customStyle="1" w:styleId="3CF837D7DCD142BEBF9B2F3EE0ED3566">
-    <w:name w:val="3CF837D7DCD142BEBF9B2F3EE0ED3566"/>
-    <w:rsid w:val="00B02D53"/>
-  </w:style>
   <w:style w:type="paragraph" w:customStyle="1" w:styleId="77D310132AD743E1B3A51E4A6F8802EB">
     <w:name w:val="77D310132AD743E1B3A51E4A6F8802EB"/>
     <w:rsid w:val="00B02D53"/>
@@ -2011,10 +1997,6 @@
   </w:style>
   <w:style w:type="paragraph" w:customStyle="1" w:styleId="DB8A617F87E54206BFC5CB0272AA3F43">
     <w:name w:val="DB8A617F87E54206BFC5CB0272AA3F43"/>
-    <w:rsid w:val="00B02D53"/>
-  </w:style>
-  <w:style w:type="paragraph" w:customStyle="1" w:styleId="E33EC45EFF7A4566AA91889EC8EDC767">
-    <w:name w:val="E33EC45EFF7A4566AA91889EC8EDC767"/>
     <w:rsid w:val="00B02D53"/>
   </w:style>
 </w:styles>
@@ -2364,7 +2346,7 @@
 
 <file path=customXml/item1.xml>��< ? x m l   v e r s i o n = " 1 . 0 "   e n c o d i n g = " u t f - 1 6 " ? >   
- < N a v W o r d R e p o r t X m l P a r t   x m l n s = " u r n : m i c r o s o f t - d y n a m i c s - b u s i n e s s c e n t r a l / i n t e r n a l / e x t e n d e d / r e p o r t s / N o _ R e c e i p t _ D e c l a r a t i o n / 6 9 5 3 / " > + < N a v W o r d R e p o r t X m l P a r t   x m l n s = " u r n : m i c r o s o f t - d y n a m i c s - n a v / r e p o r t s / N o _ R e c e i p t _ D e c l a r a t i o n / 6 9 5 3 / " >   
      < B C R e p o r t I n f o r m a t i o n >   
@@ -2512,152 +2494,86 @@
  
      < L a b e l s >   
-         < A m o u n t C a p t i o n   E l e m e n t T y p e = " P a r a m e t e r "   E l e m e n t I d = " 1 5 1 1 0 9 1 2 7 1 "   D a t a T y p e = " S t r i n g " > A m o u n t C a p t i o n < / A m o u n t C a p t i o n > - 
-         < A m o u n t L C Y C a p t i o n   E l e m e n t T y p e = " P a r a m e t e r "   E l e m e n t I d = " 5 4 7 5 6 7 2 1 "   D a t a T y p e = " S t r i n g " > A m o u n t L C Y C a p t i o n < / A m o u n t L C Y C a p t i o n > - 
-         < C o m p a n y N a m e C a p t i o n   E l e m e n t T y p e = " P a r a m e t e r "   E l e m e n t I d = " 1 5 9 5 4 7 7 3 9 5 "   D a t a T y p e = " S t r i n g " > C o m p a n y N a m e C a p t i o n < / C o m p a n y N a m e C a p t i o n > - 
-         < C u r r e n c y C o d e C a p t i o n   E l e m e n t T y p e = " P a r a m e t e r "   E l e m e n t I d = " 1 5 7 9 5 9 5 9 2 1 "   D a t a T y p e = " S t r i n g " > C u r r e n c y C o d e C a p t i o n < / C u r r e n c y C o d e C a p t i o n > - 
-         < D e s c r i p t i o n C a p t i o n   E l e m e n t T y p e = " P a r a m e t e r "   E l e m e n t I d = " 1 3 1 4 3 5 1 3 0 7 "   D a t a T y p e = " S t r i n g " > D e s c r i p t i o n C a p t i o n < / D e s c r i p t i o n C a p t i o n > - 
-         < E m p l o y e e S e c t i o n L b l   E l e m e n t T y p e = " P a r a m e t e r "   E l e m e n t I d = " 1 2 0 4 9 0 8 2 1 2 "   D a t a T y p e = " S t r i n g " > E m p l o y e e S e c t i o n L b l < / E m p l o y e e S e c t i o n L b l > - 
-         < E x p e n s e D a t e C a p t i o n   E l e m e n t T y p e = " P a r a m e t e r "   E l e m e n t I d = " 4 6 0 3 4 4 1 8 3 "   D a t a T y p e = " S t r i n g " > E x p e n s e D a t e C a p t i o n < / E x p e n s e D a t e C a p t i o n > - 
-         < E x p e n s e N o C a p t i o n   E l e m e n t T y p e = " P a r a m e t e r "   E l e m e n t I d = " 1 9 0 7 8 1 3 9 0 0 "   D a t a T y p e = " S t r i n g " > E x p e n s e N o C a p t i o n < / E x p e n s e N o C a p t i o n > - 
-         < E x p e n s e N o L b l   E l e m e n t T y p e = " P a r a m e t e r "   E l e m e n t I d = " 1 6 2 2 6 0 6 0 2 6 "   D a t a T y p e = " S t r i n g " > E x p e n s e N o L b l < / E x p e n s e N o L b l > - 
-         < E x p e n s e S e c t i o n L b l   E l e m e n t T y p e = " P a r a m e t e r "   E l e m e n t I d = " 1 2 1 7 1 2 1 5 2 6 "   D a t a T y p e = " S t r i n g " > E x p e n s e S e c t i o n L b l < / E x p e n s e S e c t i o n L b l > - 
-         < G e n e r a t e d A t C a p t i o n   E l e m e n t T y p e = " P a r a m e t e r "   E l e m e n t I d = " 7 1 6 4 5 7 9 0 5 "   D a t a T y p e = " S t r i n g " > G e n e r a t e d A t C a p t i o n < / G e n e r a t e d A t C a p t i o n > - 
-         < G e n e r a t e d B y C a p t i o n   E l e m e n t T y p e = " P a r a m e t e r "   E l e m e n t I d = " 1 0 9 7 7 6 1 8 1 7 "   D a t a T y p e = " S t r i n g " > G e n e r a t e d B y C a p t i o n < / G e n e r a t e d B y C a p t i o n > - 
-         < J u s t i f i c a t i o n C a p t i o n   E l e m e n t T y p e = " P a r a m e t e r "   E l e m e n t I d = " 4 6 6 5 9 3 8 5 1 "   D a t a T y p e = " S t r i n g " > J u s t i f i c a t i o n C a p t i o n < / J u s t i f i c a t i o n C a p t i o n > - 
-         < M e r c h a n t N a m e C a p t i o n   E l e m e n t T y p e = " P a r a m e t e r "   E l e m e n t I d = " 1 7 6 9 0 1 6 3 0 4 "   D a t a T y p e = " S t r i n g " > M e r c h a n t N a m e C a p t i o n < / M e r c h a n t N a m e C a p t i o n > - 
-         < M i s s i n g R e c e i p t S e c t i o n L b l   E l e m e n t T y p e = " P a r a m e t e r "   E l e m e n t I d = " 2 0 8 1 6 5 8 4 7 4 "   D a t a T y p e = " S t r i n g " > M i s s i n g R e c e i p t S e c t i o n L b l < / M i s s i n g R e c e i p t S e c t i o n L b l > - 
-         < N a m e L b l   E l e m e n t T y p e = " P a r a m e t e r "   E l e m e n t I d = " 1 6 5 7 7 7 2 9 6 "   D a t a T y p e = " S t r i n g " > N a m e L b l < / N a m e L b l > - 
-         < N o _ R e c e i p t _ D e c l _ _ C u r r e n t C a p t i o n   E l e m e n t T y p e = " P a r a m e t e r "   E l e m e n t I d = " 2 1 4 6 0 8 0 7 1 1 "   D a t a T y p e = " S t r i n g " > N o _ R e c e i p t _ D e c l _ _ C u r r e n t C a p t i o n < / N o _ R e c e i p t _ D e c l _ _ C u r r e n t C a p t i o n > - 
-         < N o n C o m p l i a n t L b l   E l e m e n t T y p e = " P a r a m e t e r "   E l e m e n t I d = " 1 2 0 5 5 2 6 2 5 5 "   D a t a T y p e = " S t r i n g " > N o n C o m p l i a n t L b l < / N o n C o m p l i a n t L b l > - 
-         < N o R e c e i p t R e a s o n C a p t i o n   E l e m e n t T y p e = " P a r a m e t e r "   E l e m e n t I d = " 1 8 5 1 2 1 3 4 2 0 "   D a t a T y p e = " S t r i n g " > N o R e c e i p t R e a s o n C a p t i o n < / N o R e c e i p t R e a s o n C a p t i o n > - 
-         < R e p o r t T i t l e L b l   E l e m e n t T y p e = " P a r a m e t e r "   E l e m e n t I d = " 8 9 3 0 9 4 0 3 3 "   D a t a T y p e = " S t r i n g " > R e p o r t T i t l e L b l < / R e p o r t T i t l e L b l > - 
-         < S t a n d a r d D e c l a r a t i o n T x t   E l e m e n t T y p e = " P a r a m e t e r "   E l e m e n t I d = " 2 2 4 7 6 8 2 4 2 "   D a t a T y p e = " S t r i n g " > S t a n d a r d D e c l a r a t i o n T x t < / S t a n d a r d D e c l a r a t i o n T x t > +         < A m o u n t C a p t i o n > A m o u n t C a p t i o n < / A m o u n t C a p t i o n > + 
+         < A m o u n t L C Y C a p t i o n > A m o u n t L C Y C a p t i o n < / A m o u n t L C Y C a p t i o n > + 
+         < C o m p a n y N a m e C a p t i o n > C o m p a n y N a m e C a p t i o n < / C o m p a n y N a m e C a p t i o n > + 
+         < C u r r e n c y C o d e C a p t i o n > C u r r e n c y C o d e C a p t i o n < / C u r r e n c y C o d e C a p t i o n > + 
+         < D e s c r i p t i o n C a p t i o n > D e s c r i p t i o n C a p t i o n < / D e s c r i p t i o n C a p t i o n > + 
+         < E m p l o y e e S e c t i o n L b l > E m p l o y e e S e c t i o n L b l < / E m p l o y e e S e c t i o n L b l > + 
+         < E x p e n s e D a t e C a p t i o n > E x p e n s e D a t e C a p t i o n < / E x p e n s e D a t e C a p t i o n > + 
+         < E x p e n s e N o C a p t i o n > E x p e n s e N o C a p t i o n < / E x p e n s e N o C a p t i o n > + 
+         < E x p e n s e N o L b l > E x p e n s e N o L b l < / E x p e n s e N o L b l > + 
+         < E x p e n s e S e c t i o n L b l > E x p e n s e S e c t i o n L b l < / E x p e n s e S e c t i o n L b l > + 
+         < G e n e r a t e d A t C a p t i o n > G e n e r a t e d A t C a p t i o n < / G e n e r a t e d A t C a p t i o n > + 
+         < G e n e r a t e d B y C a p t i o n > G e n e r a t e d B y C a p t i o n < / G e n e r a t e d B y C a p t i o n > + 
+         < J u s t i f i c a t i o n C a p t i o n > J u s t i f i c a t i o n C a p t i o n < / J u s t i f i c a t i o n C a p t i o n > + 
+         < M e r c h a n t N a m e C a p t i o n > M e r c h a n t N a m e C a p t i o n < / M e r c h a n t N a m e C a p t i o n > + 
+         < M i s s i n g R e c e i p t S e c t i o n L b l > M i s s i n g R e c e i p t S e c t i o n L b l < / M i s s i n g R e c e i p t S e c t i o n L b l > + 
+         < N a m e L b l > N a m e L b l < / N a m e L b l > + 
+         < N o _ R e c e i p t _ D e c l _ _ C u r r e n t C a p t i o n > N o _ R e c e i p t _ D e c l _ _ C u r r e n t C a p t i o n < / N o _ R e c e i p t _ D e c l _ _ C u r r e n t C a p t i o n > + 
+         < N o n C o m p l i a n t L b l > N o n C o m p l i a n t L b l < / N o n C o m p l i a n t L b l > + 
+         < N o R e c e i p t R e a s o n C a p t i o n > N o R e c e i p t R e a s o n C a p t i o n < / N o R e c e i p t R e a s o n C a p t i o n > + 
+         < R e p o r t T i t l e L b l > R e p o r t T i t l e L b l < / R e p o r t T i t l e L b l > + 
+         < S t a n d a r d D e c l a r a t i o n T x t > S t a n d a r d D e c l a r a t i o n T x t < / S t a n d a r d D e c l a r a t i o n T x t >   
      < / L a b e l s >   
-     < T o o l t i p s > - 
-         < T o o l t i p   c o l u m n = " E x p e n s e N o "   E l e m e n t I d = " 1 9 0 7 8 1 3 9 0 0 " > - 
-             < T o o l t i p T e x t   l a n g = " e n - U S " > S p e c i f i e s   t h e   e x p e n s e   d o c u m e n t   n u m b e r .   L e a v e   b l a n k   t o   a s s i g n   a   n u m b e r   f r o m   t h e   E x p e n s e   N o s .   n u m b e r   s e r i e s . < / T o o l t i p T e x t > - 
-         < / T o o l t i p > - 
-         < T o o l t i p   c o l u m n = " C o m p a n y N a m e "   E l e m e n t I d = " 1 5 9 5 4 7 7 3 9 5 " > - 
-             < T o o l t i p T e x t   l a n g = " e n - U S " > S p e c i f i e s   t h e   c o m p a n y ' s   n a m e   a n d   c o r p o r a t e   f o r m .   F o r   e x a m p l e ,   I n c .   o r   L t d . < / T o o l t i p T e x t > - 
-         < / T o o l t i p > - 
-         < T o o l t i p   c o l u m n = " E x p e n s e D a t e "   E l e m e n t I d = " 4 6 0 3 4 4 1 8 3 " > - 
-             < T o o l t i p T e x t   l a n g = " e n - U S " > S p e c i f i e s   t h e   d a t e   t h e   e x p e n s e   o c c u r r e d . < / T o o l t i p T e x t > - 
-         < / T o o l t i p > - 
-         < T o o l t i p   c o l u m n = " M e r c h a n t N a m e "   E l e m e n t I d = " 1 7 6 9 0 1 6 3 0 4 " > - 
-             < T o o l t i p T e x t   l a n g = " e n - U S " > S p e c i f i e s   t h e   n a m e   o f   t h e   m e r c h a n t   w h e r e   t h e   e x p e n s e   o c c u r r e d . < / T o o l t i p T e x t > - 
-         < / T o o l t i p > - 
-         < T o o l t i p   c o l u m n = " D e s c r i p t i o n "   E l e m e n t I d = " 1 3 1 4 3 5 1 3 0 7 " > - 
-             < T o o l t i p T e x t   l a n g = " e n - U S " > S p e c i f i e s   a   s h o r t   d e s c r i p t i o n   o f   t h e   e x p e n s e . < / T o o l t i p T e x t > - 
-         < / T o o l t i p > - 
-         < T o o l t i p   c o l u m n = " J u s t i f i c a t i o n "   E l e m e n t I d = " 4 6 6 5 9 3 8 5 1 " > - 
-             < T o o l t i p T e x t   l a n g = " e n - U S " > S p e c i f i e s   t h e   j u s t i f i c a t i o n   f o r   t h e   e x p e n s e   p e r   p o l i c y . < / T o o l t i p T e x t > - 
-         < / T o o l t i p > - 
-         < T o o l t i p   c o l u m n = " C u r r e n c y C o d e "   E l e m e n t I d = " 1 5 7 9 5 9 5 9 2 1 " > - 
-             < T o o l t i p T e x t   l a n g = " e n - U S " > S p e c i f i e s   t h e   v a l u e   o f   t h e   C u r r e n c y   C o d e   f i e l d . < / T o o l t i p T e x t > - 
-         < / T o o l t i p > - 
-         < T o o l t i p   c o l u m n = " A m o u n t "   E l e m e n t I d = " 1 5 1 1 0 9 1 2 7 1 " > - 
-             < T o o l t i p T e x t   l a n g = " e n - U S " > S p e c i f i e s   t h e   t o t a l   a m o u n t   i n   t h e   e x p e n s e   c u r r e n c y . < / T o o l t i p T e x t > - 
-         < / T o o l t i p > - 
-         < T o o l t i p   c o l u m n = " A m o u n t L C Y "   E l e m e n t I d = " 5 4 7 5 6 7 2 1 " > - 
-             < T o o l t i p T e x t   l a n g = " e n - U S " > S p e c i f i e s   t h e   t o t a l   a m o u n t   i n   t h e   e x p e n s e   c u r r e n c y . < / T o o l t i p T e x t > - 
-         < / T o o l t i p > - 
-         < T o o l t i p   c o l u m n = " N o R e c e i p t R e a s o n "   E l e m e n t I d = " 1 8 5 1 2 1 3 4 2 0 " > - 
-             < T o o l t i p T e x t   l a n g = " e n - U S " > S p e c i f i e s   w h y   t h e   o r i g i n a l   r e c e i p t   i s   u n a v a i l a b l e . < / T o o l t i p T e x t > - 
-         < / T o o l t i p > - 
-     < / T o o l t i p s > - 
-     < E x p e n s e   E l e m e n t T y p e = " D a t a I t e m "   E l e m e n t I d = " 1 6 4 6 8 7 6 8 7 7 " > - 
-         < A m o u n t   E l e m e n t T y p e = " C o l u m n "   E l e m e n t I d = " 1 5 1 1 0 9 1 2 7 1 "   D a t a T y p e = " D e c i m a l " > A m o u n t < / A m o u n t > - 
-         < A m o u n t L C Y   E l e m e n t T y p e = " C o l u m n "   E l e m e n t I d = " 5 4 7 5 6 7 2 1 "   D a t a T y p e = " D e c i m a l " > A m o u n t L C Y < / A m o u n t L C Y > - 
-         < C o m p a n y N a m e   E l e m e n t T y p e = " C o l u m n "   E l e m e n t I d = " 1 5 9 5 4 7 7 3 9 5 "   D a t a T y p e = " T e x t " > C o m p a n y N a m e < / C o m p a n y N a m e > - 
-         < C u r r e n c y C o d e   E l e m e n t T y p e = " C o l u m n "   E l e m e n t I d = " 1 5 7 9 5 9 5 9 2 1 "   D a t a T y p e = " C o d e " > C u r r e n c y C o d e < / C u r r e n c y C o d e > - 
-         < D e s c r i p t i o n   E l e m e n t T y p e = " C o l u m n "   E l e m e n t I d = " 1 3 1 4 3 5 1 3 0 7 "   D a t a T y p e = " T e x t " > D e s c r i p t i o n < / D e s c r i p t i o n > - 
-         < E m p l o y e e N a m e   E l e m e n t T y p e = " C o l u m n "   E l e m e n t I d = " 1 2 8 6 7 8 4 2 3 2 "   D a t a T y p e = " T e x t " > E m p l o y e e N a m e < / E m p l o y e e N a m e > - 
-         < E x p e n s e D a t e   E l e m e n t T y p e = " C o l u m n "   E l e m e n t I d = " 4 6 0 3 4 4 1 8 3 "   D a t a T y p e = " D a t e " > E x p e n s e D a t e < / E x p e n s e D a t e > - 
-         < E x p e n s e N o   E l e m e n t T y p e = " C o l u m n "   E l e m e n t I d = " 1 9 0 7 8 1 3 9 0 0 "   D a t a T y p e = " C o d e " > E x p e n s e N o < / E x p e n s e N o > - 
-         < G e n e r a t e d A t   E l e m e n t T y p e = " C o l u m n "   E l e m e n t I d = " 7 1 6 4 5 7 9 0 5 "   D a t a T y p e = " D a t e T i m e " > G e n e r a t e d A t < / G e n e r a t e d A t > - 
-         < G e n e r a t e d B y   E l e m e n t T y p e = " C o l u m n "   E l e m e n t I d = " 1 0 9 7 7 6 1 8 1 7 "   D a t a T y p e = " C o d e " > G e n e r a t e d B y < / G e n e r a t e d B y > - 
-         < J u s t i f i c a t i o n   E l e m e n t T y p e = " C o l u m n "   E l e m e n t I d = " 4 6 6 5 9 3 8 5 1 "   D a t a T y p e = " T e x t " > J u s t i f i c a t i o n < / J u s t i f i c a t i o n > - 
-         < M e r c h a n t N a m e   E l e m e n t T y p e = " C o l u m n "   E l e m e n t I d = " 1 7 6 9 0 1 6 3 0 4 "   D a t a T y p e = " T e x t " > M e r c h a n t N a m e < / M e r c h a n t N a m e > - 
-         < N o R e c e i p t R e a s o n   E l e m e n t T y p e = " C o l u m n "   E l e m e n t I d = " 1 8 5 1 2 1 3 4 2 0 "   D a t a T y p e = " T e x t " > N o R e c e i p t R e a s o n < / N o R e c e i p t R e a s o n > - 
-         < N o _ R e c e i p t _ D e c l _ _ C u r r e n t   E l e m e n t T y p e = " C o l u m n "   E l e m e n t I d = " 2 1 4 6 0 8 0 7 1 1 "   D a t a T y p e = " B o o l e a n " > N o _ R e c e i p t _ D e c l _ _ C u r r e n t < / N o _ R e c e i p t _ D e c l _ _ C u r r e n t > +     < E x p e n s e > + 
+         < A m o u n t > A m o u n t < / A m o u n t > + 
+         < A m o u n t L C Y > A m o u n t L C Y < / A m o u n t L C Y > + 
+         < C o m p a n y N a m e > C o m p a n y N a m e < / C o m p a n y N a m e > + 
+         < C u r r e n c y C o d e > C u r r e n c y C o d e < / C u r r e n c y C o d e > + 
+         < D e s c r i p t i o n > D e s c r i p t i o n < / D e s c r i p t i o n > + 
+         < E m p l o y e e N a m e > E m p l o y e e N a m e < / E m p l o y e e N a m e > + 
+         < E x p e n s e D a t e > E x p e n s e D a t e < / E x p e n s e D a t e > + 
+         < E x p e n s e N o > E x p e n s e N o < / E x p e n s e N o > + 
+         < G e n e r a t e d A t > G e n e r a t e d A t < / G e n e r a t e d A t > + 
+         < G e n e r a t e d B y > G e n e r a t e d B y < / G e n e r a t e d B y > + 
+         < J u s t i f i c a t i o n > J u s t i f i c a t i o n < / J u s t i f i c a t i o n > + 
+         < M e r c h a n t N a m e > M e r c h a n t N a m e < / M e r c h a n t N a m e > + 
+         < N o R e c e i p t R e a s o n > N o R e c e i p t R e a s o n < / N o R e c e i p t R e a s o n > + 
+         < N o _ R e c e i p t _ D e c l _ _ C u r r e n t > N o _ R e c e i p t _ D e c l _ _ C u r r e n t < / N o _ R e c e i p t _ D e c l _ _ C u r r e n t >   
      < / E x p e n s e >   
  < / N a v W o r d R e p o r t X m l P a r t > 
 </file>
 
-<file path=customXml/item2.xml>��< ? x m l   v e r s i o n = " 1 . 0 "   e n c o d i n g = " u t f - 1 6 " ? > - 
- < N a v W o r d R e p o r t X m l P a r t   x m l n s = " u r n : m i c r o s o f t - d y n a m i c s - n a v / r e p o r t s / N o _ R e c e i p t _ D e c l a r a t i o n / 6 9 5 3 / " > +<file path=customXml/item2.xml>��< ? x m l   v e r s i o n = " 1 . 0 "   e n c o d i n g = " u t f - 1 6 " ? > < N a v W o r d R e p o r t X m l P a r t   x m l n s = " u r n : m i c r o s o f t - d y n a m i c s - b u s i n e s s c e n t r a l / i n t e r n a l / e x t e n d e d / r e p o r t s / N o _ R e c e i p t _ D e c l a r a t i o n / 6 9 5 3 / " >   
      < B C R e p o r t I n f o r m a t i o n >   
@@ -2805,79 +2721,143 @@
  
      < L a b e l s >   
-         < A m o u n t C a p t i o n > A m o u n t C a p t i o n < / A m o u n t C a p t i o n > - 
-         < A m o u n t L C Y C a p t i o n > A m o u n t L C Y C a p t i o n < / A m o u n t L C Y C a p t i o n > - 
-         < C o m p a n y N a m e C a p t i o n > C o m p a n y N a m e C a p t i o n < / C o m p a n y N a m e C a p t i o n > - 
-         < C u r r e n c y C o d e C a p t i o n > C u r r e n c y C o d e C a p t i o n < / C u r r e n c y C o d e C a p t i o n > - 
-         < D e s c r i p t i o n C a p t i o n > D e s c r i p t i o n C a p t i o n < / D e s c r i p t i o n C a p t i o n > - 
-         < E m p l o y e e S e c t i o n L b l > E m p l o y e e S e c t i o n L b l < / E m p l o y e e S e c t i o n L b l > - 
-         < E x p e n s e D a t e C a p t i o n > E x p e n s e D a t e C a p t i o n < / E x p e n s e D a t e C a p t i o n > - 
-         < E x p e n s e N o C a p t i o n > E x p e n s e N o C a p t i o n < / E x p e n s e N o C a p t i o n > - 
-         < E x p e n s e N o L b l > E x p e n s e N o L b l < / E x p e n s e N o L b l > - 
-         < E x p e n s e S e c t i o n L b l > E x p e n s e S e c t i o n L b l < / E x p e n s e S e c t i o n L b l > - 
-         < G e n e r a t e d A t C a p t i o n > G e n e r a t e d A t C a p t i o n < / G e n e r a t e d A t C a p t i o n > - 
-         < G e n e r a t e d B y C a p t i o n > G e n e r a t e d B y C a p t i o n < / G e n e r a t e d B y C a p t i o n > - 
-         < J u s t i f i c a t i o n C a p t i o n > J u s t i f i c a t i o n C a p t i o n < / J u s t i f i c a t i o n C a p t i o n > - 
-         < M e r c h a n t N a m e C a p t i o n > M e r c h a n t N a m e C a p t i o n < / M e r c h a n t N a m e C a p t i o n > - 
-         < M i s s i n g R e c e i p t S e c t i o n L b l > M i s s i n g R e c e i p t S e c t i o n L b l < / M i s s i n g R e c e i p t S e c t i o n L b l > - 
-         < N a m e L b l > N a m e L b l < / N a m e L b l > - 
-         < N o _ R e c e i p t _ D e c l _ _ C u r r e n t C a p t i o n > N o _ R e c e i p t _ D e c l _ _ C u r r e n t C a p t i o n < / N o _ R e c e i p t _ D e c l _ _ C u r r e n t C a p t i o n > - 
-         < N o n C o m p l i a n t L b l > N o n C o m p l i a n t L b l < / N o n C o m p l i a n t L b l > - 
-         < N o R e c e i p t R e a s o n C a p t i o n > N o R e c e i p t R e a s o n C a p t i o n < / N o R e c e i p t R e a s o n C a p t i o n > - 
-         < R e p o r t T i t l e L b l > R e p o r t T i t l e L b l < / R e p o r t T i t l e L b l > - 
-         < S t a n d a r d D e c l a r a t i o n T x t > S t a n d a r d D e c l a r a t i o n T x t < / S t a n d a r d D e c l a r a t i o n T x t > +         < A m o u n t C a p t i o n   E l e m e n t T y p e = " P a r a m e t e r "   E l e m e n t I d = " 1 5 1 1 0 9 1 2 7 1 "   D a t a T y p e = " S t r i n g " > A m o u n t C a p t i o n < / A m o u n t C a p t i o n > + 
+         < A m o u n t L C Y C a p t i o n   E l e m e n t T y p e = " P a r a m e t e r "   E l e m e n t I d = " 5 4 7 5 6 7 2 1 "   D a t a T y p e = " S t r i n g " > A m o u n t L C Y C a p t i o n < / A m o u n t L C Y C a p t i o n > + 
+         < C o m p a n y N a m e C a p t i o n   E l e m e n t T y p e = " P a r a m e t e r "   E l e m e n t I d = " 1 5 9 5 4 7 7 3 9 5 "   D a t a T y p e = " S t r i n g " > C o m p a n y N a m e C a p t i o n < / C o m p a n y N a m e C a p t i o n > + 
+         < C u r r e n c y C o d e C a p t i o n   E l e m e n t T y p e = " P a r a m e t e r "   E l e m e n t I d = " 1 5 7 9 5 9 5 9 2 1 "   D a t a T y p e = " S t r i n g " > C u r r e n c y C o d e C a p t i o n < / C u r r e n c y C o d e C a p t i o n > + 
+         < D e s c r i p t i o n C a p t i o n   E l e m e n t T y p e = " P a r a m e t e r "   E l e m e n t I d = " 1 3 1 4 3 5 1 3 0 7 "   D a t a T y p e = " S t r i n g " > D e s c r i p t i o n C a p t i o n < / D e s c r i p t i o n C a p t i o n > + 
+         < E m p l o y e e S e c t i o n L b l   E l e m e n t T y p e = " P a r a m e t e r "   E l e m e n t I d = " 1 2 0 4 9 0 8 2 1 2 "   D a t a T y p e = " S t r i n g " > E m p l o y e e S e c t i o n L b l < / E m p l o y e e S e c t i o n L b l > + 
+         < E x p e n s e D a t e C a p t i o n   E l e m e n t T y p e = " P a r a m e t e r "   E l e m e n t I d = " 4 6 0 3 4 4 1 8 3 "   D a t a T y p e = " S t r i n g " > E x p e n s e D a t e C a p t i o n < / E x p e n s e D a t e C a p t i o n > + 
+         < E x p e n s e N o C a p t i o n   E l e m e n t T y p e = " P a r a m e t e r "   E l e m e n t I d = " 1 9 0 7 8 1 3 9 0 0 "   D a t a T y p e = " S t r i n g " > E x p e n s e N o C a p t i o n < / E x p e n s e N o C a p t i o n > + 
+         < E x p e n s e N o L b l   E l e m e n t T y p e = " P a r a m e t e r "   E l e m e n t I d = " 1 6 2 2 6 0 6 0 2 6 "   D a t a T y p e = " S t r i n g " > E x p e n s e N o L b l < / E x p e n s e N o L b l > + 
+         < E x p e n s e S e c t i o n L b l   E l e m e n t T y p e = " P a r a m e t e r "   E l e m e n t I d = " 1 2 1 7 1 2 1 5 2 6 "   D a t a T y p e = " S t r i n g " > E x p e n s e S e c t i o n L b l < / E x p e n s e S e c t i o n L b l > + 
+         < G e n e r a t e d A t C a p t i o n   E l e m e n t T y p e = " P a r a m e t e r "   E l e m e n t I d = " 7 1 6 4 5 7 9 0 5 "   D a t a T y p e = " S t r i n g " > G e n e r a t e d A t C a p t i o n < / G e n e r a t e d A t C a p t i o n > + 
+         < G e n e r a t e d B y C a p t i o n   E l e m e n t T y p e = " P a r a m e t e r "   E l e m e n t I d = " 1 0 9 7 7 6 1 8 1 7 "   D a t a T y p e = " S t r i n g " > G e n e r a t e d B y C a p t i o n < / G e n e r a t e d B y C a p t i o n > + 
+         < J u s t i f i c a t i o n C a p t i o n   E l e m e n t T y p e = " P a r a m e t e r "   E l e m e n t I d = " 4 6 6 5 9 3 8 5 1 "   D a t a T y p e = " S t r i n g " > J u s t i f i c a t i o n C a p t i o n < / J u s t i f i c a t i o n C a p t i o n > + 
+         < M e r c h a n t N a m e C a p t i o n   E l e m e n t T y p e = " P a r a m e t e r "   E l e m e n t I d = " 1 7 6 9 0 1 6 3 0 4 "   D a t a T y p e = " S t r i n g " > M e r c h a n t N a m e C a p t i o n < / M e r c h a n t N a m e C a p t i o n > + 
+         < M i s s i n g R e c e i p t S e c t i o n L b l   E l e m e n t T y p e = " P a r a m e t e r "   E l e m e n t I d = " 2 0 8 1 6 5 8 4 7 4 "   D a t a T y p e = " S t r i n g " > M i s s i n g R e c e i p t S e c t i o n L b l < / M i s s i n g R e c e i p t S e c t i o n L b l > + 
+         < N a m e L b l   E l e m e n t T y p e = " P a r a m e t e r "   E l e m e n t I d = " 1 6 5 7 7 7 2 9 6 "   D a t a T y p e = " S t r i n g " > N a m e L b l < / N a m e L b l > + 
+         < N o _ R e c e i p t _ D e c l _ _ C u r r e n t C a p t i o n   E l e m e n t T y p e = " P a r a m e t e r "   E l e m e n t I d = " 2 1 4 6 0 8 0 7 1 1 "   D a t a T y p e = " S t r i n g " > N o _ R e c e i p t _ D e c l _ _ C u r r e n t C a p t i o n < / N o _ R e c e i p t _ D e c l _ _ C u r r e n t C a p t i o n > + 
+         < N o n C o m p l i a n t L b l   E l e m e n t T y p e = " P a r a m e t e r "   E l e m e n t I d = " 1 2 0 5 5 2 6 2 5 5 "   D a t a T y p e = " S t r i n g " > N o n C o m p l i a n t L b l < / N o n C o m p l i a n t L b l > + 
+         < N o R e c e i p t R e a s o n C a p t i o n   E l e m e n t T y p e = " P a r a m e t e r "   E l e m e n t I d = " 1 8 5 1 2 1 3 4 2 0 "   D a t a T y p e = " S t r i n g " > N o R e c e i p t R e a s o n C a p t i o n < / N o R e c e i p t R e a s o n C a p t i o n > + 
+         < R e p o r t T i t l e L b l   E l e m e n t T y p e = " P a r a m e t e r "   E l e m e n t I d = " 8 9 3 0 9 4 0 3 3 "   D a t a T y p e = " S t r i n g " > R e p o r t T i t l e L b l < / R e p o r t T i t l e L b l > + 
+         < S t a n d a r d D e c l a r a t i o n T x t   E l e m e n t T y p e = " P a r a m e t e r "   E l e m e n t I d = " 2 2 4 7 6 8 2 4 2 "   D a t a T y p e = " S t r i n g " > S t a n d a r d D e c l a r a t i o n T x t < / S t a n d a r d D e c l a r a t i o n T x t >   
      < / L a b e l s >   
-     < E x p e n s e > - 
-         < A m o u n t > A m o u n t < / A m o u n t > - 
-         < A m o u n t L C Y > A m o u n t L C Y < / A m o u n t L C Y > - 
-         < C o m p a n y N a m e > C o m p a n y N a m e < / C o m p a n y N a m e > - 
-         < C u r r e n c y C o d e > C u r r e n c y C o d e < / C u r r e n c y C o d e > - 
-         < D e s c r i p t i o n > D e s c r i p t i o n < / D e s c r i p t i o n > - 
-         < E m p l o y e e N a m e > E m p l o y e e N a m e < / E m p l o y e e N a m e > - 
-         < E x p e n s e D a t e > E x p e n s e D a t e < / E x p e n s e D a t e > - 
-         < E x p e n s e N o > E x p e n s e N o < / E x p e n s e N o > - 
-         < G e n e r a t e d A t > G e n e r a t e d A t < / G e n e r a t e d A t > - 
-         < G e n e r a t e d B y > G e n e r a t e d B y < / G e n e r a t e d B y > - 
-         < J u s t i f i c a t i o n > J u s t i f i c a t i o n < / J u s t i f i c a t i o n > - 
-         < M e r c h a n t N a m e > M e r c h a n t N a m e < / M e r c h a n t N a m e > - 
-         < N o R e c e i p t R e a s o n > N o R e c e i p t R e a s o n < / N o R e c e i p t R e a s o n > - 
-         < N o _ R e c e i p t _ D e c l _ _ C u r r e n t > N o _ R e c e i p t _ D e c l _ _ C u r r e n t < / N o _ R e c e i p t _ D e c l _ _ C u r r e n t > +     < T o o l t i p s > + 
+         < T o o l t i p   c o l u m n = " E x p e n s e N o "   E l e m e n t I d = " 1 9 0 7 8 1 3 9 0 0 " > + 
+             < T o o l t i p T e x t   l a n g = " e n - U S " > S p e c i f i e s   t h e   e x p e n s e   d o c u m e n t   n u m b e r .   L e a v e   b l a n k   t o   a s s i g n   a   n u m b e r   f r o m   t h e   E x p e n s e   N o s .   n u m b e r   s e r i e s . < / T o o l t i p T e x t > + 
+         < / T o o l t i p > + 
+         < T o o l t i p   c o l u m n = " C o m p a n y N a m e "   E l e m e n t I d = " 1 5 9 5 4 7 7 3 9 5 " > + 
+             < T o o l t i p T e x t   l a n g = " e n - U S " > S p e c i f i e s   t h e   c o m p a n y ' s   n a m e   a n d   c o r p o r a t e   f o r m .   F o r   e x a m p l e ,   I n c .   o r   L t d . < / T o o l t i p T e x t > + 
+         < / T o o l t i p > + 
+         < T o o l t i p   c o l u m n = " E x p e n s e D a t e "   E l e m e n t I d = " 4 6 0 3 4 4 1 8 3 " > + 
+             < T o o l t i p T e x t   l a n g = " e n - U S " > S p e c i f i e s   t h e   d a t e   t h e   e x p e n s e   o c c u r r e d . < / T o o l t i p T e x t > + 
+         < / T o o l t i p > + 
+         < T o o l t i p   c o l u m n = " M e r c h a n t N a m e "   E l e m e n t I d = " 1 7 6 9 0 1 6 3 0 4 " > + 
+             < T o o l t i p T e x t   l a n g = " e n - U S " > S p e c i f i e s   t h e   n a m e   o f   t h e   m e r c h a n t   w h e r e   t h e   e x p e n s e   o c c u r r e d . < / T o o l t i p T e x t > + 
+         < / T o o l t i p > + 
+         < T o o l t i p   c o l u m n = " D e s c r i p t i o n "   E l e m e n t I d = " 1 3 1 4 3 5 1 3 0 7 " > + 
+             < T o o l t i p T e x t   l a n g = " e n - U S " > S p e c i f i e s   a   s h o r t   d e s c r i p t i o n   o f   t h e   e x p e n s e . < / T o o l t i p T e x t > + 
+         < / T o o l t i p > + 
+         < T o o l t i p   c o l u m n = " J u s t i f i c a t i o n "   E l e m e n t I d = " 4 6 6 5 9 3 8 5 1 " > + 
+             < T o o l t i p T e x t   l a n g = " e n - U S " > S p e c i f i e s   t h e   j u s t i f i c a t i o n   f o r   t h e   e x p e n s e   p e r   p o l i c y . < / T o o l t i p T e x t > + 
+         < / T o o l t i p > + 
+         < T o o l t i p   c o l u m n = " C u r r e n c y C o d e "   E l e m e n t I d = " 1 5 7 9 5 9 5 9 2 1 " > + 
+             < T o o l t i p T e x t   l a n g = " e n - U S " > S p e c i f i e s   t h e   v a l u e   o f   t h e   C u r r e n c y   C o d e   f i e l d . < / T o o l t i p T e x t > + 
+         < / T o o l t i p > + 
+         < T o o l t i p   c o l u m n = " A m o u n t "   E l e m e n t I d = " 1 5 1 1 0 9 1 2 7 1 " > + 
+             < T o o l t i p T e x t   l a n g = " e n - U S " > S p e c i f i e s   t h e   t o t a l   a m o u n t   i n   t h e   e x p e n s e   c u r r e n c y . < / T o o l t i p T e x t > + 
+         < / T o o l t i p > + 
+         < T o o l t i p   c o l u m n = " A m o u n t L C Y "   E l e m e n t I d = " 5 4 7 5 6 7 2 1 " > + 
+             < T o o l t i p T e x t   l a n g = " e n - U S " > S p e c i f i e s   t h e   t o t a l   a m o u n t   i n   t h e   e x p e n s e   c u r r e n c y . < / T o o l t i p T e x t > + 
+         < / T o o l t i p > + 
+         < T o o l t i p   c o l u m n = " N o R e c e i p t R e a s o n "   E l e m e n t I d = " 1 8 5 1 2 1 3 4 2 0 " > + 
+             < T o o l t i p T e x t   l a n g = " e n - U S " > S p e c i f i e s   w h y   t h e   o r i g i n a l   r e c e i p t   i s   u n a v a i l a b l e . < / T o o l t i p T e x t > + 
+         < / T o o l t i p > + 
+     < / T o o l t i p s > + 
+     < E x p e n s e   E l e m e n t T y p e = " D a t a I t e m "   E l e m e n t I d = " 1 6 4 6 8 7 6 8 7 7 " > + 
+         < A m o u n t   E l e m e n t T y p e = " C o l u m n "   E l e m e n t I d = " 1 5 1 1 0 9 1 2 7 1 "   D a t a T y p e = " D e c i m a l " > A m o u n t < / A m o u n t > + 
+         < A m o u n t L C Y   E l e m e n t T y p e = " C o l u m n "   E l e m e n t I d = " 5 4 7 5 6 7 2 1 "   D a t a T y p e = " D e c i m a l " > A m o u n t L C Y < / A m o u n t L C Y > + 
+         < C o m p a n y N a m e   E l e m e n t T y p e = " C o l u m n "   E l e m e n t I d = " 1 5 9 5 4 7 7 3 9 5 "   D a t a T y p e = " T e x t " > C o m p a n y N a m e < / C o m p a n y N a m e > + 
+         < C u r r e n c y C o d e   E l e m e n t T y p e = " C o l u m n "   E l e m e n t I d = " 1 5 7 9 5 9 5 9 2 1 "   D a t a T y p e = " C o d e " > C u r r e n c y C o d e < / C u r r e n c y C o d e > + 
+         < D e s c r i p t i o n   E l e m e n t T y p e = " C o l u m n "   E l e m e n t I d = " 1 3 1 4 3 5 1 3 0 7 "   D a t a T y p e = " T e x t " > D e s c r i p t i o n < / D e s c r i p t i o n > + 
+         < E m p l o y e e N a m e   E l e m e n t T y p e = " C o l u m n "   E l e m e n t I d = " 1 2 8 6 7 8 4 2 3 2 "   D a t a T y p e = " T e x t " > E m p l o y e e N a m e < / E m p l o y e e N a m e > + 
+         < E x p e n s e D a t e   E l e m e n t T y p e = " C o l u m n "   E l e m e n t I d = " 4 6 0 3 4 4 1 8 3 "   D a t a T y p e = " D a t e " > E x p e n s e D a t e < / E x p e n s e D a t e > + 
+         < E x p e n s e N o   E l e m e n t T y p e = " C o l u m n "   E l e m e n t I d = " 1 9 0 7 8 1 3 9 0 0 "   D a t a T y p e = " C o d e " > E x p e n s e N o < / E x p e n s e N o > + 
+         < G e n e r a t e d A t   E l e m e n t T y p e = " C o l u m n "   E l e m e n t I d = " 7 1 6 4 5 7 9 0 5 "   D a t a T y p e = " D a t e T i m e " > G e n e r a t e d A t < / G e n e r a t e d A t > + 
+         < G e n e r a t e d B y   E l e m e n t T y p e = " C o l u m n "   E l e m e n t I d = " 1 0 9 7 7 6 1 8 1 7 "   D a t a T y p e = " C o d e " > G e n e r a t e d B y < / G e n e r a t e d B y > + 
+         < J u s t i f i c a t i o n   E l e m e n t T y p e = " C o l u m n "   E l e m e n t I d = " 4 6 6 5 9 3 8 5 1 "   D a t a T y p e = " T e x t " > J u s t i f i c a t i o n < / J u s t i f i c a t i o n > + 
+         < M e r c h a n t N a m e   E l e m e n t T y p e = " C o l u m n "   E l e m e n t I d = " 1 7 6 9 0 1 6 3 0 4 "   D a t a T y p e = " T e x t " > M e r c h a n t N a m e < / M e r c h a n t N a m e > + 
+         < N o R e c e i p t R e a s o n   E l e m e n t T y p e = " C o l u m n "   E l e m e n t I d = " 1 8 5 1 2 1 3 4 2 0 "   D a t a T y p e = " T e x t " > N o R e c e i p t R e a s o n < / N o R e c e i p t R e a s o n > + 
+         < N o _ R e c e i p t _ D e c l _ _ C u r r e n t   E l e m e n t T y p e = " C o l u m n "   E l e m e n t I d = " 2 1 4 6 0 8 0 7 1 1 "   D a t a T y p e = " B o o l e a n " > N o _ R e c e i p t _ D e c l _ _ C u r r e n t < / N o _ R e c e i p t _ D e c l _ _ C u r r e n t >   
      < / E x p e n s e >   
@@ -2885,17 +2865,17 @@
 </file>
 
 <file path=customXml/itemProps1.xml><?xml version="1.0" encoding="utf-8"?>
-<ds:datastoreItem xmlns:ds="http://schemas.openxmlformats.org/officeDocument/2006/customXml" ds:itemID="{05A3D5A4-B097-460E-8202-A566AD483E4F}">
+<ds:datastoreItem xmlns:ds="http://schemas.openxmlformats.org/officeDocument/2006/customXml" ds:itemID="{0F05CDF9-3187-404C-8E49-B543F5E68D45}">
   <ds:schemaRefs>
-    <ds:schemaRef ds:uri="urn:microsoft-dynamics-businesscentral/internal/extended/reports/No_Receipt_Declaration/6953/"/>
+    <ds:schemaRef ds:uri="urn:microsoft-dynamics-nav/reports/No_Receipt_Declaration/6953/"/>
   </ds:schemaRefs>
 </ds:datastoreItem>
 </file>
 
 <file path=customXml/itemProps2.xml><?xml version="1.0" encoding="utf-8"?>
-<ds:datastoreItem xmlns:ds="http://schemas.openxmlformats.org/officeDocument/2006/customXml" ds:itemID="{0F05CDF9-3187-404C-8E49-B543F5E68D45}">
+<ds:datastoreItem xmlns:ds="http://schemas.openxmlformats.org/officeDocument/2006/customXml" ds:itemID="{05A3D5A4-B097-460E-8202-A566AD483E4F}">
   <ds:schemaRefs>
-    <ds:schemaRef ds:uri="urn:microsoft-dynamics-nav/reports/No_Receipt_Declaration/6953/"/>
+    <ds:schemaRef ds:uri="urn:microsoft-dynamics-businesscentral/internal/extended/reports/No_Receipt_Declaration/6953/"/>
   </ds:schemaRefs>
 </ds:datastoreItem>
 </file>

--- a/src/Apps/W1/ExpenseAgent/app/src/Expense/Reports/NoReceiptDeclaration.docx
+++ b/src/Apps/W1/ExpenseAgent/app/src/Expense/Reports/NoReceiptDeclaration.docx
@@ -2573,7 +2573,9 @@
  < / N a v W o r d R e p o r t X m l P a r t > 
 </file>
 
-<file path=customXml/item2.xml>��< ? x m l   v e r s i o n = " 1 . 0 "   e n c o d i n g = " u t f - 1 6 " ? > < N a v W o r d R e p o r t X m l P a r t   x m l n s = " u r n : m i c r o s o f t - d y n a m i c s - b u s i n e s s c e n t r a l / i n t e r n a l / e x t e n d e d / r e p o r t s / N o _ R e c e i p t _ D e c l a r a t i o n / 6 9 5 3 / " > +<file path=customXml/item2.xml>��< ? x m l   v e r s i o n = " 1 . 0 "   e n c o d i n g = " u t f - 1 6 " ? > + 
+ < N a v W o r d R e p o r t X m l P a r t   x m l n s = " u r n : m i c r o s o f t - d y n a m i c s - b u s i n e s s c e n t r a l / i n t e r n a l / e x t e n d e d / r e p o r t s / N o _ R e c e i p t _ D e c l a r a t i o n / 6 9 5 3 / " >   
      < B C R e p o r t I n f o r m a t i o n >   
@@ -2805,7 +2807,7 @@
  
          < T o o l t i p   c o l u m n = " C u r r e n c y C o d e "   E l e m e n t I d = " 1 5 7 9 5 9 5 9 2 1 " >   
-             < T o o l t i p T e x t   l a n g = " e n - U S " > S p e c i f i e s   t h e   v a l u e   o f   t h e   C u r r e n c y   C o d e   f i e l d . < / T o o l t i p T e x t > +             < T o o l t i p T e x t   l a n g = " e n - U S " > S p e c i f i e s   t h e   c u r r e n c y   c o d e   o f   t h e   a m o u n t . < / T o o l t i p T e x t >   
          < / T o o l t i p >   
